--- a/笔记.docx
+++ b/笔记.docx
@@ -771,6 +771,11 @@
       </w:r>
     </w:p>
     <w:p>
+      <w:pPr>
+        <w:rPr>
+          <w:rFonts w:hint="eastAsia"/>
+        </w:rPr>
+      </w:pPr>
       <w:r>
         <w:rPr>
           <w:rFonts w:hint="eastAsia"/>
@@ -792,6 +797,11 @@
       </w:r>
     </w:p>
     <w:p>
+      <w:pPr>
+        <w:rPr>
+          <w:rFonts w:hint="eastAsia"/>
+        </w:rPr>
+      </w:pPr>
       <w:r>
         <w:rPr>
           <w:rFonts w:hint="eastAsia"/>
@@ -1020,6 +1030,11 @@
       <w:proofErr w:type="spellEnd"/>
     </w:p>
     <w:p>
+      <w:pPr>
+        <w:rPr>
+          <w:rFonts w:hint="eastAsia"/>
+        </w:rPr>
+      </w:pPr>
       <w:proofErr w:type="spellStart"/>
       <w:r>
         <w:rPr>
@@ -1058,6 +1073,11 @@
       <w:proofErr w:type="spellEnd"/>
     </w:p>
     <w:p>
+      <w:pPr>
+        <w:rPr>
+          <w:rFonts w:hint="eastAsia"/>
+        </w:rPr>
+      </w:pPr>
       <w:proofErr w:type="spellStart"/>
       <w:r>
         <w:rPr>
@@ -1074,6 +1094,11 @@
       </w:r>
     </w:p>
     <w:p>
+      <w:pPr>
+        <w:rPr>
+          <w:rFonts w:hint="eastAsia"/>
+        </w:rPr>
+      </w:pPr>
       <w:proofErr w:type="spellStart"/>
       <w:r>
         <w:rPr>
@@ -1090,6 +1115,11 @@
       </w:r>
     </w:p>
     <w:p>
+      <w:pPr>
+        <w:rPr>
+          <w:rFonts w:hint="eastAsia"/>
+        </w:rPr>
+      </w:pPr>
       <w:r>
         <w:rPr>
           <w:rFonts w:hint="eastAsia"/>
@@ -1124,10 +1154,33 @@
         <w:t>（）；</w:t>
       </w:r>
     </w:p>
-    <w:p/>
-    <w:p/>
-    <w:p/>
-    <w:p>
+    <w:p>
+      <w:pPr>
+        <w:rPr>
+          <w:rFonts w:hint="eastAsia"/>
+        </w:rPr>
+      </w:pPr>
+    </w:p>
+    <w:p>
+      <w:pPr>
+        <w:rPr>
+          <w:rFonts w:hint="eastAsia"/>
+        </w:rPr>
+      </w:pPr>
+    </w:p>
+    <w:p>
+      <w:pPr>
+        <w:rPr>
+          <w:rFonts w:hint="eastAsia"/>
+        </w:rPr>
+      </w:pPr>
+    </w:p>
+    <w:p>
+      <w:pPr>
+        <w:rPr>
+          <w:rFonts w:hint="eastAsia"/>
+        </w:rPr>
+      </w:pPr>
       <w:proofErr w:type="spellStart"/>
       <w:r>
         <w:rPr>
@@ -1152,6 +1205,11 @@
       <w:proofErr w:type="spellEnd"/>
     </w:p>
     <w:p>
+      <w:pPr>
+        <w:rPr>
+          <w:rFonts w:hint="eastAsia"/>
+        </w:rPr>
+      </w:pPr>
       <w:r>
         <w:rPr>
           <w:rFonts w:hint="eastAsia"/>
@@ -1160,6 +1218,11 @@
       </w:r>
     </w:p>
     <w:p>
+      <w:pPr>
+        <w:rPr>
+          <w:rFonts w:hint="eastAsia"/>
+        </w:rPr>
+      </w:pPr>
       <w:proofErr w:type="spellStart"/>
       <w:r>
         <w:rPr>
@@ -1176,6 +1239,11 @@
       </w:r>
     </w:p>
     <w:p>
+      <w:pPr>
+        <w:rPr>
+          <w:rFonts w:hint="eastAsia"/>
+        </w:rPr>
+      </w:pPr>
       <w:proofErr w:type="spellStart"/>
       <w:r>
         <w:rPr>
@@ -1192,6 +1260,11 @@
       </w:r>
     </w:p>
     <w:p>
+      <w:pPr>
+        <w:rPr>
+          <w:rFonts w:hint="eastAsia"/>
+        </w:rPr>
+      </w:pPr>
       <w:r>
         <w:rPr>
           <w:rFonts w:hint="eastAsia"/>
@@ -1238,6 +1311,9 @@
     <w:p>
       <w:pPr>
         <w:ind w:firstLineChars="200" w:firstLine="440"/>
+        <w:rPr>
+          <w:rFonts w:hint="eastAsia"/>
+        </w:rPr>
       </w:pPr>
       <w:proofErr w:type="spellStart"/>
       <w:r>
@@ -1289,6 +1365,9 @@
     <w:p>
       <w:pPr>
         <w:ind w:firstLine="444"/>
+        <w:rPr>
+          <w:rFonts w:hint="eastAsia"/>
+        </w:rPr>
       </w:pPr>
       <w:r>
         <w:rPr>
@@ -1350,6 +1429,9 @@
     <w:p>
       <w:pPr>
         <w:ind w:firstLine="444"/>
+        <w:rPr>
+          <w:rFonts w:hint="eastAsia"/>
+        </w:rPr>
       </w:pPr>
       <w:proofErr w:type="spellStart"/>
       <w:r>
@@ -1369,6 +1451,9 @@
     <w:p>
       <w:pPr>
         <w:ind w:firstLine="444"/>
+        <w:rPr>
+          <w:rFonts w:hint="eastAsia"/>
+        </w:rPr>
       </w:pPr>
       <w:r>
         <w:rPr>
@@ -1392,6 +1477,11 @@
       </w:r>
     </w:p>
     <w:p>
+      <w:pPr>
+        <w:rPr>
+          <w:rFonts w:hint="eastAsia"/>
+        </w:rPr>
+      </w:pPr>
       <w:r>
         <w:rPr>
           <w:rFonts w:hint="eastAsia"/>
@@ -1400,6 +1490,11 @@
       </w:r>
     </w:p>
     <w:p>
+      <w:pPr>
+        <w:rPr>
+          <w:rFonts w:hint="eastAsia"/>
+        </w:rPr>
+      </w:pPr>
       <w:r>
         <w:rPr>
           <w:rFonts w:hint="eastAsia"/>
@@ -1422,6 +1517,11 @@
       </w:r>
     </w:p>
     <w:p>
+      <w:pPr>
+        <w:rPr>
+          <w:rFonts w:hint="eastAsia"/>
+        </w:rPr>
+      </w:pPr>
       <w:r>
         <w:rPr>
           <w:rFonts w:hint="eastAsia"/>
@@ -1444,6 +1544,11 @@
       </w:r>
     </w:p>
     <w:p>
+      <w:pPr>
+        <w:rPr>
+          <w:rFonts w:hint="eastAsia"/>
+        </w:rPr>
+      </w:pPr>
       <w:r>
         <w:rPr>
           <w:rFonts w:hint="eastAsia"/>
@@ -1479,112 +1584,912 @@
         <w:t>一模一样</w:t>
       </w:r>
     </w:p>
+    <w:p>
+      <w:pPr>
+        <w:rPr>
+          <w:rFonts w:hint="eastAsia"/>
+        </w:rPr>
+      </w:pPr>
+    </w:p>
+    <w:p>
+      <w:pPr>
+        <w:rPr>
+          <w:rFonts w:hint="eastAsia"/>
+        </w:rPr>
+      </w:pPr>
+      <w:proofErr w:type="spellStart"/>
+      <w:r>
+        <w:rPr>
+          <w:rFonts w:hint="eastAsia"/>
+        </w:rPr>
+        <w:t>srand</w:t>
+      </w:r>
+      <w:proofErr w:type="spellEnd"/>
+      <w:r>
+        <w:rPr>
+          <w:rFonts w:hint="eastAsia"/>
+        </w:rPr>
+        <w:t>（</w:t>
+      </w:r>
+      <w:proofErr w:type="gramStart"/>
+      <w:r>
+        <w:rPr>
+          <w:rFonts w:hint="eastAsia"/>
+        </w:rPr>
+        <w:t>）  给</w:t>
+      </w:r>
+      <w:proofErr w:type="gramEnd"/>
+      <w:r>
+        <w:rPr>
+          <w:rFonts w:hint="eastAsia"/>
+        </w:rPr>
+        <w:t>rand设置随机种子，种子变，随机数序列才会变</w:t>
+      </w:r>
+    </w:p>
+    <w:p>
+      <w:pPr>
+        <w:rPr>
+          <w:rFonts w:hint="eastAsia"/>
+        </w:rPr>
+      </w:pPr>
+      <w:r>
+        <w:rPr>
+          <w:rFonts w:hint="eastAsia"/>
+        </w:rPr>
+        <w:t>只需在程序开头运行一次，不要放进循环</w:t>
+      </w:r>
+    </w:p>
+    <w:p>
+      <w:pPr>
+        <w:rPr>
+          <w:rFonts w:hint="eastAsia"/>
+        </w:rPr>
+      </w:pPr>
+      <w:r>
+        <w:rPr>
+          <w:rFonts w:hint="eastAsia"/>
+        </w:rPr>
+        <w:t>time（0）</w:t>
+      </w:r>
+      <w:proofErr w:type="gramStart"/>
+      <w:r>
+        <w:rPr>
+          <w:rFonts w:hint="eastAsia"/>
+        </w:rPr>
+        <w:t>； 拿</w:t>
+      </w:r>
+      <w:proofErr w:type="gramEnd"/>
+      <w:r>
+        <w:rPr>
+          <w:rFonts w:hint="eastAsia"/>
+        </w:rPr>
+        <w:t>到系统时间</w:t>
+      </w:r>
+    </w:p>
+    <w:p>
+      <w:pPr>
+        <w:rPr>
+          <w:rFonts w:hint="eastAsia"/>
+        </w:rPr>
+      </w:pPr>
+      <w:proofErr w:type="spellStart"/>
+      <w:r>
+        <w:rPr>
+          <w:rFonts w:hint="eastAsia"/>
+        </w:rPr>
+        <w:t>srand</w:t>
+      </w:r>
+      <w:proofErr w:type="spellEnd"/>
+      <w:r>
+        <w:rPr>
+          <w:rFonts w:hint="eastAsia"/>
+        </w:rPr>
+        <w:t>（time（0））；拿实际时间当种子</w:t>
+      </w:r>
+    </w:p>
+    <w:p>
+      <w:pPr>
+        <w:rPr>
+          <w:rFonts w:hint="eastAsia"/>
+        </w:rPr>
+      </w:pPr>
+      <w:r>
+        <w:rPr>
+          <w:rFonts w:hint="eastAsia"/>
+        </w:rPr>
+        <w:t>但是万一取出来大数字怎么办，所以可以规定区间</w:t>
+      </w:r>
+    </w:p>
+    <w:p>
+      <w:pPr>
+        <w:rPr>
+          <w:rFonts w:hint="eastAsia"/>
+        </w:rPr>
+      </w:pPr>
+      <w:r>
+        <w:rPr>
+          <w:rFonts w:hint="eastAsia"/>
+        </w:rPr>
+        <w:t>取min到 max的整数：rand（）</w:t>
+      </w:r>
+      <w:r>
+        <w:rPr>
+          <w:rFonts w:hint="eastAsia"/>
+        </w:rPr>
+        <w:t>%（max-min+1）+min</w:t>
+      </w:r>
+    </w:p>
+    <w:p>
+      <w:r>
+        <w:rPr>
+          <w:rFonts w:hint="eastAsia"/>
+        </w:rPr>
+        <w:t>如果是循环套循环，那外循环的变量尽量不要在内循环中改变</w:t>
+      </w:r>
+    </w:p>
+    <w:p>
+      <w:r>
+        <w:rPr>
+          <w:rFonts w:hint="eastAsia"/>
+        </w:rPr>
+        <w:lastRenderedPageBreak/>
+        <w:t>可以使用</w:t>
+      </w:r>
+      <w:proofErr w:type="spellStart"/>
+      <w:r>
+        <w:rPr>
+          <w:rFonts w:hint="eastAsia"/>
+        </w:rPr>
+        <w:t>goto</w:t>
+      </w:r>
+      <w:proofErr w:type="spellEnd"/>
+      <w:r>
+        <w:rPr>
+          <w:rFonts w:hint="eastAsia"/>
+        </w:rPr>
+        <w:t>语句</w:t>
+      </w:r>
+    </w:p>
+    <w:p>
+      <w:r>
+        <w:rPr>
+          <w:rFonts w:hint="eastAsia"/>
+        </w:rPr>
+        <w:t>示例</w:t>
+      </w:r>
+    </w:p>
+    <w:p>
+      <w:proofErr w:type="spellStart"/>
+      <w:r>
+        <w:rPr>
+          <w:rFonts w:hint="eastAsia"/>
+        </w:rPr>
+        <w:t>goto</w:t>
+      </w:r>
+      <w:proofErr w:type="spellEnd"/>
+      <w:r>
+        <w:rPr>
+          <w:rFonts w:hint="eastAsia"/>
+        </w:rPr>
+        <w:t xml:space="preserve"> end；</w:t>
+      </w:r>
+    </w:p>
     <w:p/>
     <w:p>
+      <w:r>
+        <w:rPr>
+          <w:rFonts w:hint="eastAsia"/>
+        </w:rPr>
+        <w:t>end：</w:t>
+      </w:r>
+    </w:p>
+    <w:p>
+      <w:r>
+        <w:rPr>
+          <w:rFonts w:hint="eastAsia"/>
+        </w:rPr>
+        <w:t xml:space="preserve">  </w:t>
+      </w:r>
       <w:proofErr w:type="spellStart"/>
       <w:r>
         <w:rPr>
           <w:rFonts w:hint="eastAsia"/>
         </w:rPr>
-        <w:t>srand</w:t>
+        <w:t>printf</w:t>
       </w:r>
       <w:proofErr w:type="spellEnd"/>
       <w:r>
         <w:rPr>
           <w:rFonts w:hint="eastAsia"/>
         </w:rPr>
-        <w:t>（</w:t>
-      </w:r>
-      <w:proofErr w:type="gramStart"/>
-      <w:r>
-        <w:rPr>
-          <w:rFonts w:hint="eastAsia"/>
-        </w:rPr>
-        <w:t>）  给</w:t>
-      </w:r>
-      <w:proofErr w:type="gramEnd"/>
-      <w:r>
-        <w:rPr>
-          <w:rFonts w:hint="eastAsia"/>
-        </w:rPr>
-        <w:t>rand设置随机种子，种子变，随机数序列才会变</w:t>
-      </w:r>
-    </w:p>
-    <w:p>
-      <w:r>
-        <w:rPr>
-          <w:rFonts w:hint="eastAsia"/>
-        </w:rPr>
-        <w:t>只需在程序开头运行一次，不要放进循环</w:t>
-      </w:r>
-    </w:p>
-    <w:p>
-      <w:r>
-        <w:rPr>
-          <w:rFonts w:hint="eastAsia"/>
-        </w:rPr>
-        <w:t>time（0）</w:t>
-      </w:r>
-      <w:proofErr w:type="gramStart"/>
-      <w:r>
-        <w:rPr>
-          <w:rFonts w:hint="eastAsia"/>
-        </w:rPr>
-        <w:t>； 拿</w:t>
-      </w:r>
-      <w:proofErr w:type="gramEnd"/>
-      <w:r>
-        <w:rPr>
-          <w:rFonts w:hint="eastAsia"/>
-        </w:rPr>
-        <w:t>到系统时间</w:t>
-      </w:r>
-    </w:p>
-    <w:p>
-      <w:proofErr w:type="spellStart"/>
-      <w:r>
-        <w:rPr>
-          <w:rFonts w:hint="eastAsia"/>
-        </w:rPr>
-        <w:t>srand</w:t>
-      </w:r>
-      <w:proofErr w:type="spellEnd"/>
-      <w:r>
-        <w:rPr>
-          <w:rFonts w:hint="eastAsia"/>
-        </w:rPr>
-        <w:t>（time（0））；拿实际时间当种子</w:t>
-      </w:r>
-    </w:p>
-    <w:p>
-      <w:r>
-        <w:rPr>
-          <w:rFonts w:hint="eastAsia"/>
-        </w:rPr>
-        <w:t>但是万一取出来大数字怎么办，所以可以规定区间</w:t>
-      </w:r>
-    </w:p>
-    <w:p>
-      <w:pPr>
-        <w:rPr>
-          <w:rFonts w:hint="eastAsia"/>
-        </w:rPr>
-      </w:pPr>
-      <w:r>
-        <w:rPr>
-          <w:rFonts w:hint="eastAsia"/>
-        </w:rPr>
-        <w:t>取min到 max的整数：rand（）</w:t>
-      </w:r>
-      <w:r>
-        <w:rPr>
-          <w:rFonts w:hint="eastAsia"/>
-        </w:rPr>
-        <w:t>%（max-min+1）+min</w:t>
+        <w:t>（）</w:t>
+      </w:r>
+    </w:p>
+    <w:p>
+      <w:pPr>
+        <w:rPr>
+          <w:rFonts w:hint="eastAsia"/>
+          <w:noProof/>
+        </w:rPr>
+      </w:pPr>
+      <w:r>
+        <w:rPr>
+          <w:rFonts w:hint="eastAsia"/>
+          <w:noProof/>
+        </w:rPr>
+        <w:drawing>
+          <wp:inline distT="0" distB="0" distL="0" distR="0" wp14:anchorId="378FED8F" wp14:editId="358F8E64">
+            <wp:extent cx="5274310" cy="2924295"/>
+            <wp:effectExtent l="0" t="0" r="2540" b="9525"/>
+            <wp:docPr id="4" name="图片 3"/>
+            <wp:cNvGraphicFramePr>
+              <a:graphicFrameLocks xmlns:a="http://schemas.openxmlformats.org/drawingml/2006/main" noChangeAspect="1"/>
+            </wp:cNvGraphicFramePr>
+            <a:graphic xmlns:a="http://schemas.openxmlformats.org/drawingml/2006/main">
+              <a:graphicData uri="http://schemas.openxmlformats.org/drawingml/2006/picture">
+                <pic:pic xmlns:pic="http://schemas.openxmlformats.org/drawingml/2006/picture">
+                  <pic:nvPicPr>
+                    <pic:cNvPr id="0" name="Picture 4"/>
+                    <pic:cNvPicPr>
+                      <a:picLocks noChangeAspect="1" noChangeArrowheads="1"/>
+                    </pic:cNvPicPr>
+                  </pic:nvPicPr>
+                  <pic:blipFill>
+                    <a:blip r:embed="rId7" cstate="print">
+                      <a:extLst>
+                        <a:ext uri="{28A0092B-C50C-407E-A947-70E740481C1C}">
+                          <a14:useLocalDpi xmlns:a14="http://schemas.microsoft.com/office/drawing/2010/main" val="0"/>
+                        </a:ext>
+                      </a:extLst>
+                    </a:blip>
+                    <a:srcRect/>
+                    <a:stretch>
+                      <a:fillRect/>
+                    </a:stretch>
+                  </pic:blipFill>
+                  <pic:spPr bwMode="auto">
+                    <a:xfrm>
+                      <a:off x="0" y="0"/>
+                      <a:ext cx="5274310" cy="2924295"/>
+                    </a:xfrm>
+                    <a:prstGeom prst="rect">
+                      <a:avLst/>
+                    </a:prstGeom>
+                    <a:noFill/>
+                    <a:ln>
+                      <a:noFill/>
+                    </a:ln>
+                  </pic:spPr>
+                </pic:pic>
+              </a:graphicData>
+            </a:graphic>
+          </wp:inline>
+        </w:drawing>
+      </w:r>
+      <w:r>
+        <w:rPr>
+          <w:rFonts w:hint="eastAsia"/>
+          <w:noProof/>
+        </w:rPr>
+        <w:t xml:space="preserve"> </w:t>
+      </w:r>
+      <w:r>
+        <w:rPr>
+          <w:rFonts w:hint="eastAsia"/>
+          <w:noProof/>
+        </w:rPr>
+        <w:drawing>
+          <wp:inline distT="0" distB="0" distL="0" distR="0" wp14:anchorId="07C755C8" wp14:editId="280DDF5A">
+            <wp:extent cx="5274310" cy="328335"/>
+            <wp:effectExtent l="0" t="0" r="2540" b="0"/>
+            <wp:docPr id="7" name="图片 6"/>
+            <wp:cNvGraphicFramePr>
+              <a:graphicFrameLocks xmlns:a="http://schemas.openxmlformats.org/drawingml/2006/main" noChangeAspect="1"/>
+            </wp:cNvGraphicFramePr>
+            <a:graphic xmlns:a="http://schemas.openxmlformats.org/drawingml/2006/main">
+              <a:graphicData uri="http://schemas.openxmlformats.org/drawingml/2006/picture">
+                <pic:pic xmlns:pic="http://schemas.openxmlformats.org/drawingml/2006/picture">
+                  <pic:nvPicPr>
+                    <pic:cNvPr id="0" name="Picture 7"/>
+                    <pic:cNvPicPr>
+                      <a:picLocks noChangeAspect="1" noChangeArrowheads="1"/>
+                    </pic:cNvPicPr>
+                  </pic:nvPicPr>
+                  <pic:blipFill>
+                    <a:blip r:embed="rId8">
+                      <a:extLst>
+                        <a:ext uri="{28A0092B-C50C-407E-A947-70E740481C1C}">
+                          <a14:useLocalDpi xmlns:a14="http://schemas.microsoft.com/office/drawing/2010/main" val="0"/>
+                        </a:ext>
+                      </a:extLst>
+                    </a:blip>
+                    <a:srcRect/>
+                    <a:stretch>
+                      <a:fillRect/>
+                    </a:stretch>
+                  </pic:blipFill>
+                  <pic:spPr bwMode="auto">
+                    <a:xfrm>
+                      <a:off x="0" y="0"/>
+                      <a:ext cx="5274310" cy="328335"/>
+                    </a:xfrm>
+                    <a:prstGeom prst="rect">
+                      <a:avLst/>
+                    </a:prstGeom>
+                    <a:noFill/>
+                    <a:ln>
+                      <a:noFill/>
+                    </a:ln>
+                  </pic:spPr>
+                </pic:pic>
+              </a:graphicData>
+            </a:graphic>
+          </wp:inline>
+        </w:drawing>
+      </w:r>
+      <w:r>
+        <w:rPr>
+          <w:rFonts w:hint="eastAsia"/>
+          <w:noProof/>
+        </w:rPr>
+        <w:t>sizeof是静态的 不如把第二行的a改为a++，他是不会执行++的动作的</w:t>
+      </w:r>
+    </w:p>
+    <w:p>
+      <w:pPr>
+        <w:rPr>
+          <w:noProof/>
+        </w:rPr>
+      </w:pPr>
+      <w:r>
+        <w:rPr>
+          <w:rFonts w:hint="eastAsia"/>
+          <w:noProof/>
+        </w:rPr>
+        <w:lastRenderedPageBreak/>
+        <w:drawing>
+          <wp:inline distT="0" distB="0" distL="0" distR="0" wp14:anchorId="215233B3" wp14:editId="70382926">
+            <wp:extent cx="5274310" cy="3711551"/>
+            <wp:effectExtent l="0" t="0" r="2540" b="3810"/>
+            <wp:docPr id="2" name="图片 1"/>
+            <wp:cNvGraphicFramePr>
+              <a:graphicFrameLocks xmlns:a="http://schemas.openxmlformats.org/drawingml/2006/main" noChangeAspect="1"/>
+            </wp:cNvGraphicFramePr>
+            <a:graphic xmlns:a="http://schemas.openxmlformats.org/drawingml/2006/main">
+              <a:graphicData uri="http://schemas.openxmlformats.org/drawingml/2006/picture">
+                <pic:pic xmlns:pic="http://schemas.openxmlformats.org/drawingml/2006/picture">
+                  <pic:nvPicPr>
+                    <pic:cNvPr id="0" name="Picture 2"/>
+                    <pic:cNvPicPr>
+                      <a:picLocks noChangeAspect="1" noChangeArrowheads="1"/>
+                    </pic:cNvPicPr>
+                  </pic:nvPicPr>
+                  <pic:blipFill>
+                    <a:blip r:embed="rId9" cstate="print">
+                      <a:extLst>
+                        <a:ext uri="{28A0092B-C50C-407E-A947-70E740481C1C}">
+                          <a14:useLocalDpi xmlns:a14="http://schemas.microsoft.com/office/drawing/2010/main" val="0"/>
+                        </a:ext>
+                      </a:extLst>
+                    </a:blip>
+                    <a:srcRect/>
+                    <a:stretch>
+                      <a:fillRect/>
+                    </a:stretch>
+                  </pic:blipFill>
+                  <pic:spPr bwMode="auto">
+                    <a:xfrm>
+                      <a:off x="0" y="0"/>
+                      <a:ext cx="5274310" cy="3711551"/>
+                    </a:xfrm>
+                    <a:prstGeom prst="rect">
+                      <a:avLst/>
+                    </a:prstGeom>
+                    <a:noFill/>
+                    <a:ln>
+                      <a:noFill/>
+                    </a:ln>
+                  </pic:spPr>
+                </pic:pic>
+              </a:graphicData>
+            </a:graphic>
+          </wp:inline>
+        </w:drawing>
+      </w:r>
+      <w:r>
+        <w:rPr>
+          <w:rFonts w:hint="eastAsia"/>
+          <w:noProof/>
+        </w:rPr>
+        <w:t xml:space="preserve"> </w:t>
+      </w:r>
+      <w:r>
+        <w:rPr>
+          <w:rFonts w:hint="eastAsia"/>
+          <w:noProof/>
+        </w:rPr>
+        <w:drawing>
+          <wp:inline distT="0" distB="0" distL="0" distR="0" wp14:anchorId="389E01AF" wp14:editId="5B27BE3D">
+            <wp:extent cx="5274310" cy="740648"/>
+            <wp:effectExtent l="0" t="0" r="2540" b="2540"/>
+            <wp:docPr id="8" name="图片 7"/>
+            <wp:cNvGraphicFramePr>
+              <a:graphicFrameLocks xmlns:a="http://schemas.openxmlformats.org/drawingml/2006/main" noChangeAspect="1"/>
+            </wp:cNvGraphicFramePr>
+            <a:graphic xmlns:a="http://schemas.openxmlformats.org/drawingml/2006/main">
+              <a:graphicData uri="http://schemas.openxmlformats.org/drawingml/2006/picture">
+                <pic:pic xmlns:pic="http://schemas.openxmlformats.org/drawingml/2006/picture">
+                  <pic:nvPicPr>
+                    <pic:cNvPr id="0" name="Picture 8"/>
+                    <pic:cNvPicPr>
+                      <a:picLocks noChangeAspect="1" noChangeArrowheads="1"/>
+                    </pic:cNvPicPr>
+                  </pic:nvPicPr>
+                  <pic:blipFill>
+                    <a:blip r:embed="rId10" cstate="print">
+                      <a:extLst>
+                        <a:ext uri="{28A0092B-C50C-407E-A947-70E740481C1C}">
+                          <a14:useLocalDpi xmlns:a14="http://schemas.microsoft.com/office/drawing/2010/main" val="0"/>
+                        </a:ext>
+                      </a:extLst>
+                    </a:blip>
+                    <a:srcRect/>
+                    <a:stretch>
+                      <a:fillRect/>
+                    </a:stretch>
+                  </pic:blipFill>
+                  <pic:spPr bwMode="auto">
+                    <a:xfrm>
+                      <a:off x="0" y="0"/>
+                      <a:ext cx="5274310" cy="740648"/>
+                    </a:xfrm>
+                    <a:prstGeom prst="rect">
+                      <a:avLst/>
+                    </a:prstGeom>
+                    <a:noFill/>
+                    <a:ln>
+                      <a:noFill/>
+                    </a:ln>
+                  </pic:spPr>
+                </pic:pic>
+              </a:graphicData>
+            </a:graphic>
+          </wp:inline>
+        </w:drawing>
+      </w:r>
+      <w:r>
+        <w:rPr>
+          <w:rFonts w:hint="eastAsia"/>
+          <w:noProof/>
+        </w:rPr>
+        <w:t xml:space="preserve"> </w:t>
+      </w:r>
+      <w:r>
+        <w:rPr>
+          <w:rFonts w:hint="eastAsia"/>
+          <w:noProof/>
+        </w:rPr>
+        <w:drawing>
+          <wp:inline distT="0" distB="0" distL="0" distR="0" wp14:anchorId="0649146B" wp14:editId="20F45E1B">
+            <wp:extent cx="5274310" cy="3384673"/>
+            <wp:effectExtent l="0" t="0" r="2540" b="6350"/>
+            <wp:docPr id="10" name="图片 9"/>
+            <wp:cNvGraphicFramePr>
+              <a:graphicFrameLocks xmlns:a="http://schemas.openxmlformats.org/drawingml/2006/main" noChangeAspect="1"/>
+            </wp:cNvGraphicFramePr>
+            <a:graphic xmlns:a="http://schemas.openxmlformats.org/drawingml/2006/main">
+              <a:graphicData uri="http://schemas.openxmlformats.org/drawingml/2006/picture">
+                <pic:pic xmlns:pic="http://schemas.openxmlformats.org/drawingml/2006/picture">
+                  <pic:nvPicPr>
+                    <pic:cNvPr id="0" name="Picture 10"/>
+                    <pic:cNvPicPr>
+                      <a:picLocks noChangeAspect="1" noChangeArrowheads="1"/>
+                    </pic:cNvPicPr>
+                  </pic:nvPicPr>
+                  <pic:blipFill>
+                    <a:blip r:embed="rId11" cstate="print">
+                      <a:extLst>
+                        <a:ext uri="{28A0092B-C50C-407E-A947-70E740481C1C}">
+                          <a14:useLocalDpi xmlns:a14="http://schemas.microsoft.com/office/drawing/2010/main" val="0"/>
+                        </a:ext>
+                      </a:extLst>
+                    </a:blip>
+                    <a:srcRect/>
+                    <a:stretch>
+                      <a:fillRect/>
+                    </a:stretch>
+                  </pic:blipFill>
+                  <pic:spPr bwMode="auto">
+                    <a:xfrm>
+                      <a:off x="0" y="0"/>
+                      <a:ext cx="5274310" cy="3384673"/>
+                    </a:xfrm>
+                    <a:prstGeom prst="rect">
+                      <a:avLst/>
+                    </a:prstGeom>
+                    <a:noFill/>
+                    <a:ln>
+                      <a:noFill/>
+                    </a:ln>
+                  </pic:spPr>
+                </pic:pic>
+              </a:graphicData>
+            </a:graphic>
+          </wp:inline>
+        </w:drawing>
+      </w:r>
+      <w:r>
+        <w:rPr>
+          <w:rFonts w:hint="eastAsia"/>
+          <w:noProof/>
+        </w:rPr>
+        <w:t xml:space="preserve"> </w:t>
+      </w:r>
+      <w:r>
+        <w:rPr>
+          <w:rFonts w:hint="eastAsia"/>
+          <w:noProof/>
+        </w:rPr>
+        <w:lastRenderedPageBreak/>
+        <w:drawing>
+          <wp:inline distT="0" distB="0" distL="0" distR="0" wp14:anchorId="046622A4" wp14:editId="55FBB200">
+            <wp:extent cx="5274310" cy="4307130"/>
+            <wp:effectExtent l="0" t="0" r="2540" b="0"/>
+            <wp:docPr id="12" name="图片 11"/>
+            <wp:cNvGraphicFramePr>
+              <a:graphicFrameLocks xmlns:a="http://schemas.openxmlformats.org/drawingml/2006/main" noChangeAspect="1"/>
+            </wp:cNvGraphicFramePr>
+            <a:graphic xmlns:a="http://schemas.openxmlformats.org/drawingml/2006/main">
+              <a:graphicData uri="http://schemas.openxmlformats.org/drawingml/2006/picture">
+                <pic:pic xmlns:pic="http://schemas.openxmlformats.org/drawingml/2006/picture">
+                  <pic:nvPicPr>
+                    <pic:cNvPr id="0" name="Picture 12"/>
+                    <pic:cNvPicPr>
+                      <a:picLocks noChangeAspect="1" noChangeArrowheads="1"/>
+                    </pic:cNvPicPr>
+                  </pic:nvPicPr>
+                  <pic:blipFill>
+                    <a:blip r:embed="rId12">
+                      <a:extLst>
+                        <a:ext uri="{28A0092B-C50C-407E-A947-70E740481C1C}">
+                          <a14:useLocalDpi xmlns:a14="http://schemas.microsoft.com/office/drawing/2010/main" val="0"/>
+                        </a:ext>
+                      </a:extLst>
+                    </a:blip>
+                    <a:srcRect/>
+                    <a:stretch>
+                      <a:fillRect/>
+                    </a:stretch>
+                  </pic:blipFill>
+                  <pic:spPr bwMode="auto">
+                    <a:xfrm>
+                      <a:off x="0" y="0"/>
+                      <a:ext cx="5274310" cy="4307130"/>
+                    </a:xfrm>
+                    <a:prstGeom prst="rect">
+                      <a:avLst/>
+                    </a:prstGeom>
+                    <a:noFill/>
+                    <a:ln>
+                      <a:noFill/>
+                    </a:ln>
+                  </pic:spPr>
+                </pic:pic>
+              </a:graphicData>
+            </a:graphic>
+          </wp:inline>
+        </w:drawing>
+      </w:r>
+      <w:r>
+        <w:rPr>
+          <w:rFonts w:hint="eastAsia"/>
+          <w:noProof/>
+        </w:rPr>
+        <w:t xml:space="preserve"> </w:t>
+      </w:r>
+      <w:r>
+        <w:rPr>
+          <w:rFonts w:hint="eastAsia"/>
+          <w:noProof/>
+        </w:rPr>
+        <w:drawing>
+          <wp:inline distT="0" distB="0" distL="0" distR="0" wp14:anchorId="48C2E081" wp14:editId="35BDB9DE">
+            <wp:extent cx="5274310" cy="1605094"/>
+            <wp:effectExtent l="0" t="0" r="2540" b="0"/>
+            <wp:docPr id="14" name="图片 13"/>
+            <wp:cNvGraphicFramePr>
+              <a:graphicFrameLocks xmlns:a="http://schemas.openxmlformats.org/drawingml/2006/main" noChangeAspect="1"/>
+            </wp:cNvGraphicFramePr>
+            <a:graphic xmlns:a="http://schemas.openxmlformats.org/drawingml/2006/main">
+              <a:graphicData uri="http://schemas.openxmlformats.org/drawingml/2006/picture">
+                <pic:pic xmlns:pic="http://schemas.openxmlformats.org/drawingml/2006/picture">
+                  <pic:nvPicPr>
+                    <pic:cNvPr id="0" name="Picture 14"/>
+                    <pic:cNvPicPr>
+                      <a:picLocks noChangeAspect="1" noChangeArrowheads="1"/>
+                    </pic:cNvPicPr>
+                  </pic:nvPicPr>
+                  <pic:blipFill>
+                    <a:blip r:embed="rId13" cstate="print">
+                      <a:extLst>
+                        <a:ext uri="{28A0092B-C50C-407E-A947-70E740481C1C}">
+                          <a14:useLocalDpi xmlns:a14="http://schemas.microsoft.com/office/drawing/2010/main" val="0"/>
+                        </a:ext>
+                      </a:extLst>
+                    </a:blip>
+                    <a:srcRect/>
+                    <a:stretch>
+                      <a:fillRect/>
+                    </a:stretch>
+                  </pic:blipFill>
+                  <pic:spPr bwMode="auto">
+                    <a:xfrm>
+                      <a:off x="0" y="0"/>
+                      <a:ext cx="5274310" cy="1605094"/>
+                    </a:xfrm>
+                    <a:prstGeom prst="rect">
+                      <a:avLst/>
+                    </a:prstGeom>
+                    <a:noFill/>
+                    <a:ln>
+                      <a:noFill/>
+                    </a:ln>
+                  </pic:spPr>
+                </pic:pic>
+              </a:graphicData>
+            </a:graphic>
+          </wp:inline>
+        </w:drawing>
+      </w:r>
+    </w:p>
+    <w:p>
+      <w:pPr>
+        <w:rPr>
+          <w:rFonts w:hint="eastAsia"/>
+        </w:rPr>
+      </w:pPr>
+      <w:r>
+        <w:rPr>
+          <w:rFonts w:hint="eastAsia"/>
+          <w:noProof/>
+        </w:rPr>
+        <w:drawing>
+          <wp:inline distT="0" distB="0" distL="0" distR="0" wp14:anchorId="54AC868B" wp14:editId="64EEBC61">
+            <wp:extent cx="5274310" cy="2176796"/>
+            <wp:effectExtent l="0" t="0" r="2540" b="0"/>
+            <wp:docPr id="16" name="图片 15"/>
+            <wp:cNvGraphicFramePr>
+              <a:graphicFrameLocks xmlns:a="http://schemas.openxmlformats.org/drawingml/2006/main" noChangeAspect="1"/>
+            </wp:cNvGraphicFramePr>
+            <a:graphic xmlns:a="http://schemas.openxmlformats.org/drawingml/2006/main">
+              <a:graphicData uri="http://schemas.openxmlformats.org/drawingml/2006/picture">
+                <pic:pic xmlns:pic="http://schemas.openxmlformats.org/drawingml/2006/picture">
+                  <pic:nvPicPr>
+                    <pic:cNvPr id="0" name="Picture 16"/>
+                    <pic:cNvPicPr>
+                      <a:picLocks noChangeAspect="1" noChangeArrowheads="1"/>
+                    </pic:cNvPicPr>
+                  </pic:nvPicPr>
+                  <pic:blipFill>
+                    <a:blip r:embed="rId14" cstate="print">
+                      <a:extLst>
+                        <a:ext uri="{28A0092B-C50C-407E-A947-70E740481C1C}">
+                          <a14:useLocalDpi xmlns:a14="http://schemas.microsoft.com/office/drawing/2010/main" val="0"/>
+                        </a:ext>
+                      </a:extLst>
+                    </a:blip>
+                    <a:srcRect/>
+                    <a:stretch>
+                      <a:fillRect/>
+                    </a:stretch>
+                  </pic:blipFill>
+                  <pic:spPr bwMode="auto">
+                    <a:xfrm>
+                      <a:off x="0" y="0"/>
+                      <a:ext cx="5274310" cy="2176796"/>
+                    </a:xfrm>
+                    <a:prstGeom prst="rect">
+                      <a:avLst/>
+                    </a:prstGeom>
+                    <a:noFill/>
+                    <a:ln>
+                      <a:noFill/>
+                    </a:ln>
+                  </pic:spPr>
+                </pic:pic>
+              </a:graphicData>
+            </a:graphic>
+          </wp:inline>
+        </w:drawing>
+      </w:r>
+      <w:r>
+        <w:rPr>
+          <w:rFonts w:hint="eastAsia"/>
+          <w:noProof/>
+        </w:rPr>
+        <w:t xml:space="preserve"> </w:t>
+      </w:r>
+      <w:r>
+        <w:rPr>
+          <w:rFonts w:hint="eastAsia"/>
+          <w:noProof/>
+        </w:rPr>
+        <w:lastRenderedPageBreak/>
+        <w:drawing>
+          <wp:inline distT="0" distB="0" distL="0" distR="0" wp14:anchorId="2C305710" wp14:editId="4F7C0C3F">
+            <wp:extent cx="5274310" cy="3541853"/>
+            <wp:effectExtent l="0" t="0" r="2540" b="1905"/>
+            <wp:docPr id="18" name="图片 17"/>
+            <wp:cNvGraphicFramePr>
+              <a:graphicFrameLocks xmlns:a="http://schemas.openxmlformats.org/drawingml/2006/main" noChangeAspect="1"/>
+            </wp:cNvGraphicFramePr>
+            <a:graphic xmlns:a="http://schemas.openxmlformats.org/drawingml/2006/main">
+              <a:graphicData uri="http://schemas.openxmlformats.org/drawingml/2006/picture">
+                <pic:pic xmlns:pic="http://schemas.openxmlformats.org/drawingml/2006/picture">
+                  <pic:nvPicPr>
+                    <pic:cNvPr id="0" name="Picture 18"/>
+                    <pic:cNvPicPr>
+                      <a:picLocks noChangeAspect="1" noChangeArrowheads="1"/>
+                    </pic:cNvPicPr>
+                  </pic:nvPicPr>
+                  <pic:blipFill>
+                    <a:blip r:embed="rId15" cstate="print">
+                      <a:extLst>
+                        <a:ext uri="{28A0092B-C50C-407E-A947-70E740481C1C}">
+                          <a14:useLocalDpi xmlns:a14="http://schemas.microsoft.com/office/drawing/2010/main" val="0"/>
+                        </a:ext>
+                      </a:extLst>
+                    </a:blip>
+                    <a:srcRect/>
+                    <a:stretch>
+                      <a:fillRect/>
+                    </a:stretch>
+                  </pic:blipFill>
+                  <pic:spPr bwMode="auto">
+                    <a:xfrm>
+                      <a:off x="0" y="0"/>
+                      <a:ext cx="5274310" cy="3541853"/>
+                    </a:xfrm>
+                    <a:prstGeom prst="rect">
+                      <a:avLst/>
+                    </a:prstGeom>
+                    <a:noFill/>
+                    <a:ln>
+                      <a:noFill/>
+                    </a:ln>
+                  </pic:spPr>
+                </pic:pic>
+              </a:graphicData>
+            </a:graphic>
+          </wp:inline>
+        </w:drawing>
+      </w:r>
+      <w:r>
+        <w:rPr>
+          <w:rFonts w:hint="eastAsia"/>
+          <w:noProof/>
+        </w:rPr>
+        <w:t xml:space="preserve"> </w:t>
+      </w:r>
+      <w:r>
+        <w:rPr>
+          <w:rFonts w:hint="eastAsia"/>
+          <w:noProof/>
+        </w:rPr>
+        <w:drawing>
+          <wp:inline distT="0" distB="0" distL="0" distR="0" wp14:anchorId="6C0798F9" wp14:editId="5D8B9911">
+            <wp:extent cx="5274310" cy="3353841"/>
+            <wp:effectExtent l="0" t="0" r="2540" b="0"/>
+            <wp:docPr id="20" name="图片 19"/>
+            <wp:cNvGraphicFramePr>
+              <a:graphicFrameLocks xmlns:a="http://schemas.openxmlformats.org/drawingml/2006/main" noChangeAspect="1"/>
+            </wp:cNvGraphicFramePr>
+            <a:graphic xmlns:a="http://schemas.openxmlformats.org/drawingml/2006/main">
+              <a:graphicData uri="http://schemas.openxmlformats.org/drawingml/2006/picture">
+                <pic:pic xmlns:pic="http://schemas.openxmlformats.org/drawingml/2006/picture">
+                  <pic:nvPicPr>
+                    <pic:cNvPr id="0" name="Picture 20"/>
+                    <pic:cNvPicPr>
+                      <a:picLocks noChangeAspect="1" noChangeArrowheads="1"/>
+                    </pic:cNvPicPr>
+                  </pic:nvPicPr>
+                  <pic:blipFill>
+                    <a:blip r:embed="rId16" cstate="print">
+                      <a:extLst>
+                        <a:ext uri="{28A0092B-C50C-407E-A947-70E740481C1C}">
+                          <a14:useLocalDpi xmlns:a14="http://schemas.microsoft.com/office/drawing/2010/main" val="0"/>
+                        </a:ext>
+                      </a:extLst>
+                    </a:blip>
+                    <a:srcRect/>
+                    <a:stretch>
+                      <a:fillRect/>
+                    </a:stretch>
+                  </pic:blipFill>
+                  <pic:spPr bwMode="auto">
+                    <a:xfrm>
+                      <a:off x="0" y="0"/>
+                      <a:ext cx="5274310" cy="3353841"/>
+                    </a:xfrm>
+                    <a:prstGeom prst="rect">
+                      <a:avLst/>
+                    </a:prstGeom>
+                    <a:noFill/>
+                    <a:ln>
+                      <a:noFill/>
+                    </a:ln>
+                  </pic:spPr>
+                </pic:pic>
+              </a:graphicData>
+            </a:graphic>
+          </wp:inline>
+        </w:drawing>
+      </w:r>
+      <w:r>
+        <w:rPr>
+          <w:rFonts w:hint="eastAsia"/>
+          <w:noProof/>
+        </w:rPr>
+        <w:t xml:space="preserve"> </w:t>
+      </w:r>
+      <w:r>
+        <w:rPr>
+          <w:rFonts w:hint="eastAsia"/>
+          <w:noProof/>
+        </w:rPr>
+        <w:lastRenderedPageBreak/>
+        <w:drawing>
+          <wp:inline distT="0" distB="0" distL="0" distR="0" wp14:anchorId="1279FE87" wp14:editId="0B6BA228">
+            <wp:extent cx="5274310" cy="3464750"/>
+            <wp:effectExtent l="0" t="0" r="2540" b="2540"/>
+            <wp:docPr id="22" name="图片 21"/>
+            <wp:cNvGraphicFramePr>
+              <a:graphicFrameLocks xmlns:a="http://schemas.openxmlformats.org/drawingml/2006/main" noChangeAspect="1"/>
+            </wp:cNvGraphicFramePr>
+            <a:graphic xmlns:a="http://schemas.openxmlformats.org/drawingml/2006/main">
+              <a:graphicData uri="http://schemas.openxmlformats.org/drawingml/2006/picture">
+                <pic:pic xmlns:pic="http://schemas.openxmlformats.org/drawingml/2006/picture">
+                  <pic:nvPicPr>
+                    <pic:cNvPr id="0" name="Picture 22"/>
+                    <pic:cNvPicPr>
+                      <a:picLocks noChangeAspect="1" noChangeArrowheads="1"/>
+                    </pic:cNvPicPr>
+                  </pic:nvPicPr>
+                  <pic:blipFill>
+                    <a:blip r:embed="rId17" cstate="print">
+                      <a:extLst>
+                        <a:ext uri="{28A0092B-C50C-407E-A947-70E740481C1C}">
+                          <a14:useLocalDpi xmlns:a14="http://schemas.microsoft.com/office/drawing/2010/main" val="0"/>
+                        </a:ext>
+                      </a:extLst>
+                    </a:blip>
+                    <a:srcRect/>
+                    <a:stretch>
+                      <a:fillRect/>
+                    </a:stretch>
+                  </pic:blipFill>
+                  <pic:spPr bwMode="auto">
+                    <a:xfrm>
+                      <a:off x="0" y="0"/>
+                      <a:ext cx="5274310" cy="3464750"/>
+                    </a:xfrm>
+                    <a:prstGeom prst="rect">
+                      <a:avLst/>
+                    </a:prstGeom>
+                    <a:noFill/>
+                    <a:ln>
+                      <a:noFill/>
+                    </a:ln>
+                  </pic:spPr>
+                </pic:pic>
+              </a:graphicData>
+            </a:graphic>
+          </wp:inline>
+        </w:drawing>
       </w:r>
     </w:p>
     <w:sectPr>
-      <w:headerReference w:type="default" r:id="rId7"/>
+      <w:headerReference w:type="default" r:id="rId18"/>
       <w:pgSz w:w="11906" w:h="16838"/>
       <w:pgMar w:top="1440" w:right="1800" w:bottom="1440" w:left="1800" w:header="851" w:footer="992" w:gutter="0"/>
       <w:cols w:space="425"/>

--- a/笔记.docx
+++ b/笔记.docx
@@ -1720,6 +1720,11 @@
       </w:r>
     </w:p>
     <w:p>
+      <w:pPr>
+        <w:rPr>
+          <w:rFonts w:hint="eastAsia"/>
+        </w:rPr>
+      </w:pPr>
       <w:r>
         <w:rPr>
           <w:rFonts w:hint="eastAsia"/>
@@ -1728,6 +1733,11 @@
       </w:r>
     </w:p>
     <w:p>
+      <w:pPr>
+        <w:rPr>
+          <w:rFonts w:hint="eastAsia"/>
+        </w:rPr>
+      </w:pPr>
       <w:r>
         <w:rPr>
           <w:rFonts w:hint="eastAsia"/>
@@ -1751,6 +1761,11 @@
       </w:r>
     </w:p>
     <w:p>
+      <w:pPr>
+        <w:rPr>
+          <w:rFonts w:hint="eastAsia"/>
+        </w:rPr>
+      </w:pPr>
       <w:r>
         <w:rPr>
           <w:rFonts w:hint="eastAsia"/>
@@ -1759,6 +1774,11 @@
       </w:r>
     </w:p>
     <w:p>
+      <w:pPr>
+        <w:rPr>
+          <w:rFonts w:hint="eastAsia"/>
+        </w:rPr>
+      </w:pPr>
       <w:proofErr w:type="spellStart"/>
       <w:r>
         <w:rPr>
@@ -1774,8 +1794,19 @@
         <w:t xml:space="preserve"> end；</w:t>
       </w:r>
     </w:p>
-    <w:p/>
-    <w:p>
+    <w:p>
+      <w:pPr>
+        <w:rPr>
+          <w:rFonts w:hint="eastAsia"/>
+        </w:rPr>
+      </w:pPr>
+    </w:p>
+    <w:p>
+      <w:pPr>
+        <w:rPr>
+          <w:rFonts w:hint="eastAsia"/>
+        </w:rPr>
+      </w:pPr>
       <w:r>
         <w:rPr>
           <w:rFonts w:hint="eastAsia"/>
@@ -1784,6 +1815,11 @@
       </w:r>
     </w:p>
     <w:p>
+      <w:pPr>
+        <w:rPr>
+          <w:rFonts w:hint="eastAsia"/>
+        </w:rPr>
+      </w:pPr>
       <w:r>
         <w:rPr>
           <w:rFonts w:hint="eastAsia"/>
@@ -1938,6 +1974,7 @@
     <w:p>
       <w:pPr>
         <w:rPr>
+          <w:rFonts w:hint="eastAsia"/>
           <w:noProof/>
         </w:rPr>
       </w:pPr>
@@ -2009,7 +2046,7 @@
           <w:noProof/>
         </w:rPr>
         <w:drawing>
-          <wp:inline distT="0" distB="0" distL="0" distR="0" wp14:anchorId="389E01AF" wp14:editId="5B27BE3D">
+          <wp:inline distT="0" distB="0" distL="0" distR="0" wp14:anchorId="389E01AF" wp14:editId="0BBF2ABF">
             <wp:extent cx="5274310" cy="740648"/>
             <wp:effectExtent l="0" t="0" r="2540" b="2540"/>
             <wp:docPr id="8" name="图片 7"/>
@@ -2245,7 +2282,7 @@
     <w:p>
       <w:pPr>
         <w:rPr>
-          <w:rFonts w:hint="eastAsia"/>
+          <w:noProof/>
         </w:rPr>
       </w:pPr>
       <w:r>
@@ -2487,9 +2524,548 @@
           </wp:inline>
         </w:drawing>
       </w:r>
+      <w:r>
+        <w:rPr>
+          <w:rFonts w:hint="eastAsia"/>
+          <w:noProof/>
+        </w:rPr>
+        <w:drawing>
+          <wp:inline distT="0" distB="0" distL="0" distR="0" wp14:anchorId="3F39E010" wp14:editId="7333227E">
+            <wp:extent cx="5274310" cy="2613771"/>
+            <wp:effectExtent l="0" t="0" r="2540" b="0"/>
+            <wp:docPr id="46144300" name="图片 1"/>
+            <wp:cNvGraphicFramePr>
+              <a:graphicFrameLocks xmlns:a="http://schemas.openxmlformats.org/drawingml/2006/main" noChangeAspect="1"/>
+            </wp:cNvGraphicFramePr>
+            <a:graphic xmlns:a="http://schemas.openxmlformats.org/drawingml/2006/main">
+              <a:graphicData uri="http://schemas.openxmlformats.org/drawingml/2006/picture">
+                <pic:pic xmlns:pic="http://schemas.openxmlformats.org/drawingml/2006/picture">
+                  <pic:nvPicPr>
+                    <pic:cNvPr id="0" name="Picture 2"/>
+                    <pic:cNvPicPr>
+                      <a:picLocks noChangeAspect="1" noChangeArrowheads="1"/>
+                    </pic:cNvPicPr>
+                  </pic:nvPicPr>
+                  <pic:blipFill>
+                    <a:blip r:embed="rId18" cstate="print">
+                      <a:extLst>
+                        <a:ext uri="{28A0092B-C50C-407E-A947-70E740481C1C}">
+                          <a14:useLocalDpi xmlns:a14="http://schemas.microsoft.com/office/drawing/2010/main" val="0"/>
+                        </a:ext>
+                      </a:extLst>
+                    </a:blip>
+                    <a:srcRect/>
+                    <a:stretch>
+                      <a:fillRect/>
+                    </a:stretch>
+                  </pic:blipFill>
+                  <pic:spPr bwMode="auto">
+                    <a:xfrm>
+                      <a:off x="0" y="0"/>
+                      <a:ext cx="5274310" cy="2613771"/>
+                    </a:xfrm>
+                    <a:prstGeom prst="rect">
+                      <a:avLst/>
+                    </a:prstGeom>
+                    <a:noFill/>
+                    <a:ln>
+                      <a:noFill/>
+                    </a:ln>
+                  </pic:spPr>
+                </pic:pic>
+              </a:graphicData>
+            </a:graphic>
+          </wp:inline>
+        </w:drawing>
+      </w:r>
+      <w:r>
+        <w:rPr>
+          <w:rFonts w:hint="eastAsia"/>
+          <w:noProof/>
+        </w:rPr>
+        <w:drawing>
+          <wp:inline distT="0" distB="0" distL="0" distR="0" wp14:anchorId="3522E2E8" wp14:editId="410D96D6">
+            <wp:extent cx="5274310" cy="1862699"/>
+            <wp:effectExtent l="0" t="0" r="2540" b="4445"/>
+            <wp:docPr id="18927802" name="图片 3"/>
+            <wp:cNvGraphicFramePr>
+              <a:graphicFrameLocks xmlns:a="http://schemas.openxmlformats.org/drawingml/2006/main" noChangeAspect="1"/>
+            </wp:cNvGraphicFramePr>
+            <a:graphic xmlns:a="http://schemas.openxmlformats.org/drawingml/2006/main">
+              <a:graphicData uri="http://schemas.openxmlformats.org/drawingml/2006/picture">
+                <pic:pic xmlns:pic="http://schemas.openxmlformats.org/drawingml/2006/picture">
+                  <pic:nvPicPr>
+                    <pic:cNvPr id="0" name="Picture 4"/>
+                    <pic:cNvPicPr>
+                      <a:picLocks noChangeAspect="1" noChangeArrowheads="1"/>
+                    </pic:cNvPicPr>
+                  </pic:nvPicPr>
+                  <pic:blipFill>
+                    <a:blip r:embed="rId19" cstate="print">
+                      <a:extLst>
+                        <a:ext uri="{28A0092B-C50C-407E-A947-70E740481C1C}">
+                          <a14:useLocalDpi xmlns:a14="http://schemas.microsoft.com/office/drawing/2010/main" val="0"/>
+                        </a:ext>
+                      </a:extLst>
+                    </a:blip>
+                    <a:srcRect/>
+                    <a:stretch>
+                      <a:fillRect/>
+                    </a:stretch>
+                  </pic:blipFill>
+                  <pic:spPr bwMode="auto">
+                    <a:xfrm>
+                      <a:off x="0" y="0"/>
+                      <a:ext cx="5274310" cy="1862699"/>
+                    </a:xfrm>
+                    <a:prstGeom prst="rect">
+                      <a:avLst/>
+                    </a:prstGeom>
+                    <a:noFill/>
+                    <a:ln>
+                      <a:noFill/>
+                    </a:ln>
+                  </pic:spPr>
+                </pic:pic>
+              </a:graphicData>
+            </a:graphic>
+          </wp:inline>
+        </w:drawing>
+      </w:r>
+      <w:r>
+        <w:rPr>
+          <w:rFonts w:hint="eastAsia"/>
+          <w:noProof/>
+        </w:rPr>
+        <w:lastRenderedPageBreak/>
+        <w:drawing>
+          <wp:inline distT="0" distB="0" distL="0" distR="0" wp14:anchorId="0EF1319E" wp14:editId="6DE44D2E">
+            <wp:extent cx="5274310" cy="2988205"/>
+            <wp:effectExtent l="0" t="0" r="2540" b="3175"/>
+            <wp:docPr id="6" name="图片 5"/>
+            <wp:cNvGraphicFramePr>
+              <a:graphicFrameLocks xmlns:a="http://schemas.openxmlformats.org/drawingml/2006/main" noChangeAspect="1"/>
+            </wp:cNvGraphicFramePr>
+            <a:graphic xmlns:a="http://schemas.openxmlformats.org/drawingml/2006/main">
+              <a:graphicData uri="http://schemas.openxmlformats.org/drawingml/2006/picture">
+                <pic:pic xmlns:pic="http://schemas.openxmlformats.org/drawingml/2006/picture">
+                  <pic:nvPicPr>
+                    <pic:cNvPr id="0" name="Picture 6"/>
+                    <pic:cNvPicPr>
+                      <a:picLocks noChangeAspect="1" noChangeArrowheads="1"/>
+                    </pic:cNvPicPr>
+                  </pic:nvPicPr>
+                  <pic:blipFill>
+                    <a:blip r:embed="rId20" cstate="print">
+                      <a:extLst>
+                        <a:ext uri="{28A0092B-C50C-407E-A947-70E740481C1C}">
+                          <a14:useLocalDpi xmlns:a14="http://schemas.microsoft.com/office/drawing/2010/main" val="0"/>
+                        </a:ext>
+                      </a:extLst>
+                    </a:blip>
+                    <a:srcRect/>
+                    <a:stretch>
+                      <a:fillRect/>
+                    </a:stretch>
+                  </pic:blipFill>
+                  <pic:spPr bwMode="auto">
+                    <a:xfrm>
+                      <a:off x="0" y="0"/>
+                      <a:ext cx="5274310" cy="2988205"/>
+                    </a:xfrm>
+                    <a:prstGeom prst="rect">
+                      <a:avLst/>
+                    </a:prstGeom>
+                    <a:noFill/>
+                    <a:ln>
+                      <a:noFill/>
+                    </a:ln>
+                  </pic:spPr>
+                </pic:pic>
+              </a:graphicData>
+            </a:graphic>
+          </wp:inline>
+        </w:drawing>
+      </w:r>
+      <w:r>
+        <w:rPr>
+          <w:rFonts w:hint="eastAsia"/>
+          <w:noProof/>
+        </w:rPr>
+        <w:drawing>
+          <wp:inline distT="0" distB="0" distL="0" distR="0" wp14:anchorId="55980058" wp14:editId="729AA3F2">
+            <wp:extent cx="5274310" cy="372423"/>
+            <wp:effectExtent l="0" t="0" r="2540" b="8890"/>
+            <wp:docPr id="9" name="图片 7"/>
+            <wp:cNvGraphicFramePr>
+              <a:graphicFrameLocks xmlns:a="http://schemas.openxmlformats.org/drawingml/2006/main" noChangeAspect="1"/>
+            </wp:cNvGraphicFramePr>
+            <a:graphic xmlns:a="http://schemas.openxmlformats.org/drawingml/2006/main">
+              <a:graphicData uri="http://schemas.openxmlformats.org/drawingml/2006/picture">
+                <pic:pic xmlns:pic="http://schemas.openxmlformats.org/drawingml/2006/picture">
+                  <pic:nvPicPr>
+                    <pic:cNvPr id="0" name="Picture 9"/>
+                    <pic:cNvPicPr>
+                      <a:picLocks noChangeAspect="1" noChangeArrowheads="1"/>
+                    </pic:cNvPicPr>
+                  </pic:nvPicPr>
+                  <pic:blipFill>
+                    <a:blip r:embed="rId21">
+                      <a:extLst>
+                        <a:ext uri="{28A0092B-C50C-407E-A947-70E740481C1C}">
+                          <a14:useLocalDpi xmlns:a14="http://schemas.microsoft.com/office/drawing/2010/main" val="0"/>
+                        </a:ext>
+                      </a:extLst>
+                    </a:blip>
+                    <a:srcRect/>
+                    <a:stretch>
+                      <a:fillRect/>
+                    </a:stretch>
+                  </pic:blipFill>
+                  <pic:spPr bwMode="auto">
+                    <a:xfrm>
+                      <a:off x="0" y="0"/>
+                      <a:ext cx="5274310" cy="372423"/>
+                    </a:xfrm>
+                    <a:prstGeom prst="rect">
+                      <a:avLst/>
+                    </a:prstGeom>
+                    <a:noFill/>
+                    <a:ln>
+                      <a:noFill/>
+                    </a:ln>
+                  </pic:spPr>
+                </pic:pic>
+              </a:graphicData>
+            </a:graphic>
+          </wp:inline>
+        </w:drawing>
+      </w:r>
+    </w:p>
+    <w:p>
+      <w:pPr>
+        <w:rPr>
+          <w:noProof/>
+        </w:rPr>
+      </w:pPr>
+      <w:r>
+        <w:rPr>
+          <w:rFonts w:hint="eastAsia"/>
+          <w:noProof/>
+        </w:rPr>
+        <w:t>main函数可以这么理解，调用子函数时，main函数里的变量赋</w:t>
+      </w:r>
+      <w:r>
+        <w:rPr>
+          <w:rFonts w:hint="eastAsia"/>
+          <w:noProof/>
+          <w:color w:val="EE0000"/>
+        </w:rPr>
+        <w:t>值</w:t>
+      </w:r>
+      <w:r>
+        <w:rPr>
+          <w:rFonts w:hint="eastAsia"/>
+          <w:noProof/>
+        </w:rPr>
+        <w:t>给子函数，而main函数自身变量不改变</w:t>
+      </w:r>
+      <w:r>
+        <w:rPr>
+          <w:rFonts w:hint="eastAsia"/>
+          <w:noProof/>
+        </w:rPr>
+        <w:drawing>
+          <wp:inline distT="0" distB="0" distL="0" distR="0" wp14:anchorId="4D6AB280" wp14:editId="351BFEFE">
+            <wp:extent cx="5274310" cy="3625898"/>
+            <wp:effectExtent l="0" t="0" r="2540" b="0"/>
+            <wp:docPr id="800385822" name="图片 8"/>
+            <wp:cNvGraphicFramePr>
+              <a:graphicFrameLocks xmlns:a="http://schemas.openxmlformats.org/drawingml/2006/main" noChangeAspect="1"/>
+            </wp:cNvGraphicFramePr>
+            <a:graphic xmlns:a="http://schemas.openxmlformats.org/drawingml/2006/main">
+              <a:graphicData uri="http://schemas.openxmlformats.org/drawingml/2006/picture">
+                <pic:pic xmlns:pic="http://schemas.openxmlformats.org/drawingml/2006/picture">
+                  <pic:nvPicPr>
+                    <pic:cNvPr id="0" name="Picture 10"/>
+                    <pic:cNvPicPr>
+                      <a:picLocks noChangeAspect="1" noChangeArrowheads="1"/>
+                    </pic:cNvPicPr>
+                  </pic:nvPicPr>
+                  <pic:blipFill>
+                    <a:blip r:embed="rId22" cstate="print">
+                      <a:extLst>
+                        <a:ext uri="{28A0092B-C50C-407E-A947-70E740481C1C}">
+                          <a14:useLocalDpi xmlns:a14="http://schemas.microsoft.com/office/drawing/2010/main" val="0"/>
+                        </a:ext>
+                      </a:extLst>
+                    </a:blip>
+                    <a:srcRect/>
+                    <a:stretch>
+                      <a:fillRect/>
+                    </a:stretch>
+                  </pic:blipFill>
+                  <pic:spPr bwMode="auto">
+                    <a:xfrm>
+                      <a:off x="0" y="0"/>
+                      <a:ext cx="5274310" cy="3625898"/>
+                    </a:xfrm>
+                    <a:prstGeom prst="rect">
+                      <a:avLst/>
+                    </a:prstGeom>
+                    <a:noFill/>
+                    <a:ln>
+                      <a:noFill/>
+                    </a:ln>
+                  </pic:spPr>
+                </pic:pic>
+              </a:graphicData>
+            </a:graphic>
+          </wp:inline>
+        </w:drawing>
+      </w:r>
+      <w:r>
+        <w:rPr>
+          <w:rFonts w:hint="eastAsia"/>
+          <w:noProof/>
+        </w:rPr>
+        <w:lastRenderedPageBreak/>
+        <w:drawing>
+          <wp:inline distT="0" distB="0" distL="0" distR="0" wp14:anchorId="4A41EE25" wp14:editId="336CF5FB">
+            <wp:extent cx="5274310" cy="1766807"/>
+            <wp:effectExtent l="0" t="0" r="2540" b="5080"/>
+            <wp:docPr id="837689650" name="图片 10"/>
+            <wp:cNvGraphicFramePr>
+              <a:graphicFrameLocks xmlns:a="http://schemas.openxmlformats.org/drawingml/2006/main" noChangeAspect="1"/>
+            </wp:cNvGraphicFramePr>
+            <a:graphic xmlns:a="http://schemas.openxmlformats.org/drawingml/2006/main">
+              <a:graphicData uri="http://schemas.openxmlformats.org/drawingml/2006/picture">
+                <pic:pic xmlns:pic="http://schemas.openxmlformats.org/drawingml/2006/picture">
+                  <pic:nvPicPr>
+                    <pic:cNvPr id="0" name="Picture 12"/>
+                    <pic:cNvPicPr>
+                      <a:picLocks noChangeAspect="1" noChangeArrowheads="1"/>
+                    </pic:cNvPicPr>
+                  </pic:nvPicPr>
+                  <pic:blipFill>
+                    <a:blip r:embed="rId23" cstate="print">
+                      <a:extLst>
+                        <a:ext uri="{28A0092B-C50C-407E-A947-70E740481C1C}">
+                          <a14:useLocalDpi xmlns:a14="http://schemas.microsoft.com/office/drawing/2010/main" val="0"/>
+                        </a:ext>
+                      </a:extLst>
+                    </a:blip>
+                    <a:srcRect/>
+                    <a:stretch>
+                      <a:fillRect/>
+                    </a:stretch>
+                  </pic:blipFill>
+                  <pic:spPr bwMode="auto">
+                    <a:xfrm>
+                      <a:off x="0" y="0"/>
+                      <a:ext cx="5274310" cy="1766807"/>
+                    </a:xfrm>
+                    <a:prstGeom prst="rect">
+                      <a:avLst/>
+                    </a:prstGeom>
+                    <a:noFill/>
+                    <a:ln>
+                      <a:noFill/>
+                    </a:ln>
+                  </pic:spPr>
+                </pic:pic>
+              </a:graphicData>
+            </a:graphic>
+          </wp:inline>
+        </w:drawing>
+      </w:r>
+      <w:r>
+        <w:rPr>
+          <w:rFonts w:hint="eastAsia"/>
+          <w:noProof/>
+        </w:rPr>
+        <w:drawing>
+          <wp:inline distT="0" distB="0" distL="0" distR="0" wp14:anchorId="6FFF3711" wp14:editId="4347C568">
+            <wp:extent cx="5274310" cy="3409528"/>
+            <wp:effectExtent l="0" t="0" r="2540" b="635"/>
+            <wp:docPr id="13" name="图片 11"/>
+            <wp:cNvGraphicFramePr>
+              <a:graphicFrameLocks xmlns:a="http://schemas.openxmlformats.org/drawingml/2006/main" noChangeAspect="1"/>
+            </wp:cNvGraphicFramePr>
+            <a:graphic xmlns:a="http://schemas.openxmlformats.org/drawingml/2006/main">
+              <a:graphicData uri="http://schemas.openxmlformats.org/drawingml/2006/picture">
+                <pic:pic xmlns:pic="http://schemas.openxmlformats.org/drawingml/2006/picture">
+                  <pic:nvPicPr>
+                    <pic:cNvPr id="0" name="Picture 13"/>
+                    <pic:cNvPicPr>
+                      <a:picLocks noChangeAspect="1" noChangeArrowheads="1"/>
+                    </pic:cNvPicPr>
+                  </pic:nvPicPr>
+                  <pic:blipFill>
+                    <a:blip r:embed="rId24" cstate="print">
+                      <a:extLst>
+                        <a:ext uri="{28A0092B-C50C-407E-A947-70E740481C1C}">
+                          <a14:useLocalDpi xmlns:a14="http://schemas.microsoft.com/office/drawing/2010/main" val="0"/>
+                        </a:ext>
+                      </a:extLst>
+                    </a:blip>
+                    <a:srcRect/>
+                    <a:stretch>
+                      <a:fillRect/>
+                    </a:stretch>
+                  </pic:blipFill>
+                  <pic:spPr bwMode="auto">
+                    <a:xfrm>
+                      <a:off x="0" y="0"/>
+                      <a:ext cx="5274310" cy="3409528"/>
+                    </a:xfrm>
+                    <a:prstGeom prst="rect">
+                      <a:avLst/>
+                    </a:prstGeom>
+                    <a:noFill/>
+                    <a:ln>
+                      <a:noFill/>
+                    </a:ln>
+                  </pic:spPr>
+                </pic:pic>
+              </a:graphicData>
+            </a:graphic>
+          </wp:inline>
+        </w:drawing>
+      </w:r>
+      <w:r>
+        <w:rPr>
+          <w:rFonts w:hint="eastAsia"/>
+          <w:noProof/>
+        </w:rPr>
+        <w:drawing>
+          <wp:inline distT="0" distB="0" distL="0" distR="0" wp14:anchorId="51D9420F" wp14:editId="70BD78C3">
+            <wp:extent cx="5274310" cy="2133670"/>
+            <wp:effectExtent l="0" t="0" r="2540" b="0"/>
+            <wp:docPr id="103988477" name="图片 12"/>
+            <wp:cNvGraphicFramePr>
+              <a:graphicFrameLocks xmlns:a="http://schemas.openxmlformats.org/drawingml/2006/main" noChangeAspect="1"/>
+            </wp:cNvGraphicFramePr>
+            <a:graphic xmlns:a="http://schemas.openxmlformats.org/drawingml/2006/main">
+              <a:graphicData uri="http://schemas.openxmlformats.org/drawingml/2006/picture">
+                <pic:pic xmlns:pic="http://schemas.openxmlformats.org/drawingml/2006/picture">
+                  <pic:nvPicPr>
+                    <pic:cNvPr id="0" name="Picture 14"/>
+                    <pic:cNvPicPr>
+                      <a:picLocks noChangeAspect="1" noChangeArrowheads="1"/>
+                    </pic:cNvPicPr>
+                  </pic:nvPicPr>
+                  <pic:blipFill>
+                    <a:blip r:embed="rId25" cstate="print">
+                      <a:extLst>
+                        <a:ext uri="{28A0092B-C50C-407E-A947-70E740481C1C}">
+                          <a14:useLocalDpi xmlns:a14="http://schemas.microsoft.com/office/drawing/2010/main" val="0"/>
+                        </a:ext>
+                      </a:extLst>
+                    </a:blip>
+                    <a:srcRect/>
+                    <a:stretch>
+                      <a:fillRect/>
+                    </a:stretch>
+                  </pic:blipFill>
+                  <pic:spPr bwMode="auto">
+                    <a:xfrm>
+                      <a:off x="0" y="0"/>
+                      <a:ext cx="5274310" cy="2133670"/>
+                    </a:xfrm>
+                    <a:prstGeom prst="rect">
+                      <a:avLst/>
+                    </a:prstGeom>
+                    <a:noFill/>
+                    <a:ln>
+                      <a:noFill/>
+                    </a:ln>
+                  </pic:spPr>
+                </pic:pic>
+              </a:graphicData>
+            </a:graphic>
+          </wp:inline>
+        </w:drawing>
+      </w:r>
+    </w:p>
+    <w:p>
+      <w:pPr>
+        <w:rPr>
+          <w:noProof/>
+        </w:rPr>
+      </w:pPr>
+      <w:r>
+        <w:rPr>
+          <w:rFonts w:hint="eastAsia"/>
+          <w:noProof/>
+        </w:rPr>
+        <w:t>第一行是标点符号，第二行是运算符。</w:t>
+      </w:r>
+    </w:p>
+    <w:p>
+      <w:pPr>
+        <w:rPr>
+          <w:rFonts w:hint="eastAsia"/>
+        </w:rPr>
+      </w:pPr>
+      <w:r>
+        <w:rPr>
+          <w:rFonts w:hint="eastAsia"/>
+          <w:noProof/>
+        </w:rPr>
+        <w:lastRenderedPageBreak/>
+        <w:drawing>
+          <wp:inline distT="0" distB="0" distL="0" distR="0" wp14:anchorId="184575B2" wp14:editId="4C8DA345">
+            <wp:extent cx="5274310" cy="1033224"/>
+            <wp:effectExtent l="0" t="0" r="2540" b="0"/>
+            <wp:docPr id="15" name="图片 13"/>
+            <wp:cNvGraphicFramePr>
+              <a:graphicFrameLocks xmlns:a="http://schemas.openxmlformats.org/drawingml/2006/main" noChangeAspect="1"/>
+            </wp:cNvGraphicFramePr>
+            <a:graphic xmlns:a="http://schemas.openxmlformats.org/drawingml/2006/main">
+              <a:graphicData uri="http://schemas.openxmlformats.org/drawingml/2006/picture">
+                <pic:pic xmlns:pic="http://schemas.openxmlformats.org/drawingml/2006/picture">
+                  <pic:nvPicPr>
+                    <pic:cNvPr id="0" name="Picture 15"/>
+                    <pic:cNvPicPr>
+                      <a:picLocks noChangeAspect="1" noChangeArrowheads="1"/>
+                    </pic:cNvPicPr>
+                  </pic:nvPicPr>
+                  <pic:blipFill>
+                    <a:blip r:embed="rId26">
+                      <a:extLst>
+                        <a:ext uri="{28A0092B-C50C-407E-A947-70E740481C1C}">
+                          <a14:useLocalDpi xmlns:a14="http://schemas.microsoft.com/office/drawing/2010/main" val="0"/>
+                        </a:ext>
+                      </a:extLst>
+                    </a:blip>
+                    <a:srcRect/>
+                    <a:stretch>
+                      <a:fillRect/>
+                    </a:stretch>
+                  </pic:blipFill>
+                  <pic:spPr bwMode="auto">
+                    <a:xfrm>
+                      <a:off x="0" y="0"/>
+                      <a:ext cx="5274310" cy="1033224"/>
+                    </a:xfrm>
+                    <a:prstGeom prst="rect">
+                      <a:avLst/>
+                    </a:prstGeom>
+                    <a:noFill/>
+                    <a:ln>
+                      <a:noFill/>
+                    </a:ln>
+                  </pic:spPr>
+                </pic:pic>
+              </a:graphicData>
+            </a:graphic>
+          </wp:inline>
+        </w:drawing>
+      </w:r>
     </w:p>
     <w:sectPr>
-      <w:headerReference w:type="default" r:id="rId18"/>
+      <w:headerReference w:type="default" r:id="rId27"/>
       <w:pgSz w:w="11906" w:h="16838"/>
       <w:pgMar w:top="1440" w:right="1800" w:bottom="1440" w:left="1800" w:header="851" w:footer="992" w:gutter="0"/>
       <w:cols w:space="425"/>

--- a/笔记.docx
+++ b/笔记.docx
@@ -2046,7 +2046,7 @@
           <w:noProof/>
         </w:rPr>
         <w:drawing>
-          <wp:inline distT="0" distB="0" distL="0" distR="0" wp14:anchorId="389E01AF" wp14:editId="0BBF2ABF">
+          <wp:inline distT="0" distB="0" distL="0" distR="0" wp14:anchorId="389E01AF" wp14:editId="26EA4FAD">
             <wp:extent cx="5274310" cy="740648"/>
             <wp:effectExtent l="0" t="0" r="2540" b="2540"/>
             <wp:docPr id="8" name="图片 7"/>
@@ -2282,6 +2282,7 @@
     <w:p>
       <w:pPr>
         <w:rPr>
+          <w:rFonts w:hint="eastAsia"/>
           <w:noProof/>
         </w:rPr>
       </w:pPr>
@@ -2745,6 +2746,7 @@
     <w:p>
       <w:pPr>
         <w:rPr>
+          <w:rFonts w:hint="eastAsia"/>
           <w:noProof/>
         </w:rPr>
       </w:pPr>
@@ -2991,6 +2993,7 @@
     <w:p>
       <w:pPr>
         <w:rPr>
+          <w:rFonts w:hint="eastAsia"/>
           <w:noProof/>
         </w:rPr>
       </w:pPr>
@@ -3063,9 +3066,63 @@
           </wp:inline>
         </w:drawing>
       </w:r>
+      <w:r>
+        <w:rPr>
+          <w:rFonts w:hint="eastAsia"/>
+          <w:noProof/>
+        </w:rPr>
+        <w:drawing>
+          <wp:inline distT="0" distB="0" distL="0" distR="0" wp14:anchorId="4B75549F" wp14:editId="2AE899EE">
+            <wp:extent cx="6217200" cy="3908425"/>
+            <wp:effectExtent l="0" t="0" r="0" b="0"/>
+            <wp:docPr id="52359892" name="图片 1"/>
+            <wp:cNvGraphicFramePr>
+              <a:graphicFrameLocks xmlns:a="http://schemas.openxmlformats.org/drawingml/2006/main" noChangeAspect="1"/>
+            </wp:cNvGraphicFramePr>
+            <a:graphic xmlns:a="http://schemas.openxmlformats.org/drawingml/2006/main">
+              <a:graphicData uri="http://schemas.openxmlformats.org/drawingml/2006/picture">
+                <pic:pic xmlns:pic="http://schemas.openxmlformats.org/drawingml/2006/picture">
+                  <pic:nvPicPr>
+                    <pic:cNvPr id="0" name="Picture 2"/>
+                    <pic:cNvPicPr>
+                      <a:picLocks noChangeAspect="1" noChangeArrowheads="1"/>
+                    </pic:cNvPicPr>
+                  </pic:nvPicPr>
+                  <pic:blipFill>
+                    <a:blip r:embed="rId27">
+                      <a:extLst>
+                        <a:ext uri="{28A0092B-C50C-407E-A947-70E740481C1C}">
+                          <a14:useLocalDpi xmlns:a14="http://schemas.microsoft.com/office/drawing/2010/main" val="0"/>
+                        </a:ext>
+                      </a:extLst>
+                    </a:blip>
+                    <a:srcRect/>
+                    <a:stretch>
+                      <a:fillRect/>
+                    </a:stretch>
+                  </pic:blipFill>
+                  <pic:spPr bwMode="auto">
+                    <a:xfrm>
+                      <a:off x="0" y="0"/>
+                      <a:ext cx="6245263" cy="3926067"/>
+                    </a:xfrm>
+                    <a:prstGeom prst="rect">
+                      <a:avLst/>
+                    </a:prstGeom>
+                    <a:noFill/>
+                    <a:ln>
+                      <a:noFill/>
+                    </a:ln>
+                  </pic:spPr>
+                </pic:pic>
+              </a:graphicData>
+            </a:graphic>
+          </wp:inline>
+        </w:drawing>
+      </w:r>
     </w:p>
     <w:sectPr>
-      <w:headerReference w:type="default" r:id="rId27"/>
+      <w:headerReference w:type="default" r:id="rId28"/>
       <w:pgSz w:w="11906" w:h="16838"/>
       <w:pgMar w:top="1440" w:right="1800" w:bottom="1440" w:left="1800" w:header="851" w:footer="992" w:gutter="0"/>
       <w:cols w:space="425"/>
